--- a/Vulkan Lab Book 5.docx
+++ b/Vulkan Lab Book 5.docx
@@ -33,91 +33,141 @@
       </w:r>
     </w:p>
     <w:p>
-      <w:r>
-        <w:rPr>
-          <w:b/>
-          <w:bCs/>
-        </w:rPr>
-        <w:t>Question:</w:t>
-      </w:r>
-      <w:r>
-        <w:t xml:space="preserve"> </w:t>
-      </w:r>
-      <w:r>
-        <w:t>Update the application to support vertex normals and a new UBO for lighting data</w:t>
-      </w:r>
-    </w:p>
-    <w:p>
-      <w:r>
-        <w:br/>
-      </w:r>
-      <w:r>
-        <w:rPr>
-          <w:b/>
-          <w:bCs/>
-        </w:rPr>
-        <w:t>Solution</w:t>
-      </w:r>
-      <w:r>
+      <w:pPr>
+        <w:rPr>
+          <w:lang w:val="en-GB"/>
+        </w:rPr>
+      </w:pPr>
+      <w:proofErr w:type="spellStart"/>
+      <w:r>
+        <w:rPr>
+          <w:b/>
+          <w:bCs/>
+          <w:lang w:val="en-GB"/>
+        </w:rPr>
+        <w:t>Solution&amp;Reflection</w:t>
+      </w:r>
+      <w:proofErr w:type="spellEnd"/>
+      <w:r>
+        <w:rPr>
+          <w:b/>
+          <w:bCs/>
+          <w:lang w:val="en-GB"/>
+        </w:rPr>
         <w:t xml:space="preserve">: </w:t>
       </w:r>
-    </w:p>
-    <w:p>
-      <w:r>
-        <w:t>- The descriptor set layout remains binding 0 and VK_SHADER_STAGE_VERTEX_BIT, now used for model/view/proj plus lightPos and eyePos.</w:t>
-      </w:r>
-    </w:p>
-    <w:p>
-      <w:r>
-        <w:t>- After editing the GLSL, recompile to SPIR-V so the app can load shaders/vert.spv and shaders/frag.spv. Example:</w:t>
-      </w:r>
-    </w:p>
-    <w:p>
-      <w:r>
-        <w:t xml:space="preserve">  - glslc -fshader-stage=vert SHADERS/shader.vert -o shaders/vert.spv</w:t>
-      </w:r>
-    </w:p>
-    <w:p>
-      <w:r>
-        <w:t xml:space="preserve">  - glslc -fshader-stage=frag SHADERS/shader.frag -o shaders/frag.spv</w:t>
-      </w:r>
-    </w:p>
-    <w:p/>
-    <w:p>
-      <w:r>
-        <w:t>What changed:</w:t>
-      </w:r>
-    </w:p>
-    <w:p>
-      <w:r>
-        <w:t>- Added normal to Vertex and third vertex attribute at location 2.</w:t>
-      </w:r>
-    </w:p>
-    <w:p>
-      <w:r>
-        <w:t>- Added lightPos and eyePos to UniformBufferObject and populated them in updateUniformBuffer.</w:t>
-      </w:r>
-    </w:p>
-    <w:p>
-      <w:r>
-        <w:t>- Replaced quad with a cube using per-face normals (no vertex sharing across faces).</w:t>
-      </w:r>
-    </w:p>
-    <w:p>
-      <w:r>
-        <w:t>- Implemented per-vertex lighting in the vertex shader; fragment shader outputs interpolated lit color.</w:t>
-      </w:r>
-    </w:p>
-    <w:p>
-      <w:r>
-        <w:rPr>
-          <w:noProof/>
-        </w:rPr>
+      <w:r>
+        <w:rPr>
+          <w:lang w:val="en-GB"/>
+        </w:rPr>
+        <w:t>P</w:t>
+      </w:r>
+      <w:r>
+        <w:rPr>
+          <w:lang w:val="en-GB"/>
+        </w:rPr>
+        <w:t xml:space="preserve">repared the Vulkan application to support texture mapping. I started by downloading and integrating the </w:t>
+      </w:r>
+      <w:proofErr w:type="spellStart"/>
+      <w:r>
+        <w:rPr>
+          <w:lang w:val="en-GB"/>
+        </w:rPr>
+        <w:t>stb_image.h</w:t>
+      </w:r>
+      <w:proofErr w:type="spellEnd"/>
+      <w:r>
+        <w:rPr>
+          <w:lang w:val="en-GB"/>
+        </w:rPr>
+        <w:t xml:space="preserve"> library, which allows the program to load image files as textures. To enable the implementation, I defined STB_IMAGE_IMPLEMENTATION in one of the C++ source files before including the header. Next, I added a sample texture (a simple image file) to the project’s build directory so the program could access it during runtime. The Vertex structure was updated to include a </w:t>
+      </w:r>
+      <w:proofErr w:type="spellStart"/>
+      <w:r>
+        <w:rPr>
+          <w:lang w:val="en-GB"/>
+        </w:rPr>
+        <w:t>glm</w:t>
+      </w:r>
+      <w:proofErr w:type="spellEnd"/>
+      <w:r>
+        <w:rPr>
+          <w:lang w:val="en-GB"/>
+        </w:rPr>
+        <w:t xml:space="preserve">::vec2 </w:t>
+      </w:r>
+      <w:proofErr w:type="spellStart"/>
+      <w:r>
+        <w:rPr>
+          <w:lang w:val="en-GB"/>
+        </w:rPr>
+        <w:t>texCoord</w:t>
+      </w:r>
+      <w:proofErr w:type="spellEnd"/>
+      <w:r>
+        <w:rPr>
+          <w:lang w:val="en-GB"/>
+        </w:rPr>
+        <w:t xml:space="preserve"> attribute, allowing each vertex to store UV coordinates that map the texture correctly to the 3D model. I also modified the vertex input descriptions to account for this new attribute, ensuring Vulkan interprets the texture coordinates properly. Finally, I updated the cube’s vertex data to include UV mappings for all six faces, assigning appropriate coordinates in the [0,1] range to make the texture appear correctly on each side.</w:t>
+      </w:r>
+    </w:p>
+    <w:p>
+      <w:pPr>
+        <w:rPr>
+          <w:lang w:val="en-GB"/>
+        </w:rPr>
+      </w:pPr>
+      <w:r>
+        <w:rPr>
+          <w:lang w:val="en-GB"/>
+        </w:rPr>
+        <w:t xml:space="preserve">This task helped me understand how texture coordinates relate to vertex data and how shaders use them to map 2D images onto 3D geometry. It also clarified how libraries like </w:t>
+      </w:r>
+      <w:proofErr w:type="spellStart"/>
+      <w:r>
+        <w:rPr>
+          <w:lang w:val="en-GB"/>
+        </w:rPr>
+        <w:t>stb_image</w:t>
+      </w:r>
+      <w:proofErr w:type="spellEnd"/>
+      <w:r>
+        <w:rPr>
+          <w:lang w:val="en-GB"/>
+        </w:rPr>
+        <w:t xml:space="preserve"> simplify texture loading.</w:t>
+      </w:r>
+    </w:p>
+    <w:p>
+      <w:pPr>
+        <w:rPr>
+          <w:b/>
+          <w:bCs/>
+          <w:lang w:val="en-GB"/>
+        </w:rPr>
+      </w:pPr>
+      <w:r>
+        <w:rPr>
+          <w:b/>
+          <w:bCs/>
+          <w:lang w:val="en-GB"/>
+        </w:rPr>
+        <w:t xml:space="preserve">Question: </w:t>
+      </w:r>
+      <w:r>
+        <w:rPr>
+          <w:lang w:val="en-GB"/>
+        </w:rPr>
+        <w:t>When defining UV coordinates for complex models, is there an efficient or automated way to generate them, or is manual assignment (like with the cube) still common practice in small projects?</w:t>
+      </w:r>
+    </w:p>
+    <w:p>
+      <w:r>
         <w:drawing>
-          <wp:inline distT="0" distB="0" distL="0" distR="0" wp14:anchorId="22ABC89E" wp14:editId="218F06A7">
-            <wp:extent cx="3572374" cy="1562318"/>
-            <wp:effectExtent l="0" t="0" r="9525" b="0"/>
-            <wp:docPr id="175126578" name="Picture 1" descr="A screen shot of a computer program&#10;&#10;AI-generated content may be incorrect."/>
+          <wp:inline distT="0" distB="0" distL="0" distR="0" wp14:anchorId="1F4247A1" wp14:editId="1A327381">
+            <wp:extent cx="5943600" cy="2962910"/>
+            <wp:effectExtent l="0" t="0" r="0" b="0"/>
+            <wp:docPr id="1709143918" name="Picture 1" descr="A screenshot of a computer program&#10;&#10;AI-generated content may be incorrect."/>
             <wp:cNvGraphicFramePr>
               <a:graphicFrameLocks xmlns:a="http://schemas.openxmlformats.org/drawingml/2006/main" noChangeAspect="1"/>
             </wp:cNvGraphicFramePr>
@@ -125,7 +175,7 @@
               <a:graphicData uri="http://schemas.openxmlformats.org/drawingml/2006/picture">
                 <pic:pic xmlns:pic="http://schemas.openxmlformats.org/drawingml/2006/picture">
                   <pic:nvPicPr>
-                    <pic:cNvPr id="175126578" name="Picture 1" descr="A screen shot of a computer program&#10;&#10;AI-generated content may be incorrect."/>
+                    <pic:cNvPr id="1709143918" name="Picture 1" descr="A screenshot of a computer program&#10;&#10;AI-generated content may be incorrect."/>
                     <pic:cNvPicPr/>
                   </pic:nvPicPr>
                   <pic:blipFill>
@@ -137,7 +187,7 @@
                   <pic:spPr>
                     <a:xfrm>
                       <a:off x="0" y="0"/>
-                      <a:ext cx="3572374" cy="1562318"/>
+                      <a:ext cx="5943600" cy="2962910"/>
                     </a:xfrm>
                     <a:prstGeom prst="rect">
                       <a:avLst/>
@@ -149,21 +199,12 @@
           </wp:inline>
         </w:drawing>
       </w:r>
-    </w:p>
-    <w:p>
-      <w:pPr>
-        <w:pStyle w:val="BodyText"/>
-      </w:pPr>
-      <w:r>
-        <w:rPr>
-          <w:noProof/>
-        </w:rPr>
-        <w:lastRenderedPageBreak/>
+      <w:r>
         <w:drawing>
-          <wp:inline distT="0" distB="0" distL="0" distR="0" wp14:anchorId="32974944" wp14:editId="5467FE35">
-            <wp:extent cx="5943600" cy="650875"/>
+          <wp:inline distT="0" distB="0" distL="0" distR="0" wp14:anchorId="61C3A16B" wp14:editId="09A0EB57">
+            <wp:extent cx="2597150" cy="431800"/>
             <wp:effectExtent l="0" t="0" r="0" b="0"/>
-            <wp:docPr id="1954888512" name="Picture 1"/>
+            <wp:docPr id="1631957439" name="Picture 1" descr="A black background with white text&#10;&#10;AI-generated content may be incorrect."/>
             <wp:cNvGraphicFramePr>
               <a:graphicFrameLocks xmlns:a="http://schemas.openxmlformats.org/drawingml/2006/main" noChangeAspect="1"/>
             </wp:cNvGraphicFramePr>
@@ -171,7 +212,7 @@
               <a:graphicData uri="http://schemas.openxmlformats.org/drawingml/2006/picture">
                 <pic:pic xmlns:pic="http://schemas.openxmlformats.org/drawingml/2006/picture">
                   <pic:nvPicPr>
-                    <pic:cNvPr id="1954888512" name=""/>
+                    <pic:cNvPr id="1631957439" name="Picture 1" descr="A black background with white text&#10;&#10;AI-generated content may be incorrect."/>
                     <pic:cNvPicPr/>
                   </pic:nvPicPr>
                   <pic:blipFill>
@@ -183,7 +224,7 @@
                   <pic:spPr>
                     <a:xfrm>
                       <a:off x="0" y="0"/>
-                      <a:ext cx="5943600" cy="650875"/>
+                      <a:ext cx="2613841" cy="434575"/>
                     </a:xfrm>
                     <a:prstGeom prst="rect">
                       <a:avLst/>
@@ -201,11 +242,12 @@
         <w:pStyle w:val="BodyText"/>
       </w:pPr>
       <w:r>
+        <w:lastRenderedPageBreak/>
         <w:drawing>
-          <wp:inline distT="0" distB="0" distL="0" distR="0" wp14:anchorId="535EA8A4" wp14:editId="3ED4D1D8">
-            <wp:extent cx="5943600" cy="4467225"/>
+          <wp:inline distT="0" distB="0" distL="0" distR="0" wp14:anchorId="05DB9EA6" wp14:editId="3C81CACB">
+            <wp:extent cx="5943600" cy="4692015"/>
             <wp:effectExtent l="0" t="0" r="0" b="0"/>
-            <wp:docPr id="92887504" name="Picture 1" descr="A screenshot of a computer&#10;&#10;AI-generated content may be incorrect."/>
+            <wp:docPr id="1066020782" name="Picture 1" descr="A screen shot of a computer&#10;&#10;AI-generated content may be incorrect."/>
             <wp:cNvGraphicFramePr>
               <a:graphicFrameLocks xmlns:a="http://schemas.openxmlformats.org/drawingml/2006/main" noChangeAspect="1"/>
             </wp:cNvGraphicFramePr>
@@ -213,7 +255,7 @@
               <a:graphicData uri="http://schemas.openxmlformats.org/drawingml/2006/picture">
                 <pic:pic xmlns:pic="http://schemas.openxmlformats.org/drawingml/2006/picture">
                   <pic:nvPicPr>
-                    <pic:cNvPr id="92887504" name="Picture 1" descr="A screenshot of a computer&#10;&#10;AI-generated content may be incorrect."/>
+                    <pic:cNvPr id="1066020782" name="Picture 1" descr="A screen shot of a computer&#10;&#10;AI-generated content may be incorrect."/>
                     <pic:cNvPicPr/>
                   </pic:nvPicPr>
                   <pic:blipFill>
@@ -225,7 +267,7 @@
                   <pic:spPr>
                     <a:xfrm>
                       <a:off x="0" y="0"/>
-                      <a:ext cx="5943600" cy="4467225"/>
+                      <a:ext cx="5943600" cy="4692015"/>
                     </a:xfrm>
                     <a:prstGeom prst="rect">
                       <a:avLst/>
@@ -239,159 +281,269 @@
       </w:r>
     </w:p>
     <w:p/>
-    <w:p>
-      <w:pPr>
-        <w:pStyle w:val="Heading3"/>
-      </w:pPr>
-      <w:bookmarkStart w:id="3" w:name="Xa465561ea83c3e2f366d034c25cb9ae4f9d218a"/>
-      <w:bookmarkEnd w:id="2"/>
-    </w:p>
-    <w:p>
-      <w:pPr>
-        <w:pStyle w:val="Heading3"/>
-      </w:pPr>
-      <w:r>
-        <w:t xml:space="preserve">Exercise 2: </w:t>
-      </w:r>
-      <w:r>
-        <w:t>PER-VERTEX DIFFUSE LIGHTING</w:t>
-      </w:r>
-    </w:p>
-    <w:p>
-      <w:pPr>
-        <w:pStyle w:val="FirstParagraph"/>
-      </w:pPr>
-      <w:r>
-        <w:rPr>
-          <w:b/>
-          <w:bCs/>
-        </w:rPr>
-        <w:t>Question:</w:t>
-      </w:r>
-      <w:r>
-        <w:t xml:space="preserve"> </w:t>
-      </w:r>
-      <w:r>
-        <w:t>Implement a basic ambient and diffuse lighting model directly in the vertex shader.</w:t>
-      </w:r>
-    </w:p>
-    <w:p>
-      <w:pPr>
-        <w:pStyle w:val="FirstParagraph"/>
-      </w:pPr>
-      <w:r>
-        <w:br/>
-      </w:r>
-      <w:r>
-        <w:rPr>
-          <w:b/>
-          <w:bCs/>
-        </w:rPr>
-        <w:t>Reflections:</w:t>
-      </w:r>
-      <w:r>
-        <w:t xml:space="preserve"> </w:t>
-      </w:r>
-    </w:p>
-    <w:p>
-      <w:pPr>
-        <w:pStyle w:val="ListParagraph"/>
-        <w:numPr>
-          <w:ilvl w:val="0"/>
-          <w:numId w:val="4"/>
-        </w:numPr>
-      </w:pPr>
-      <w:r>
-        <w:t>Getting lighting right requires consistent spaces: compute lighting in world space if you build worldPos with model and transform normals with the normal matrix transpose(inverse(mat3(model))).</w:t>
-      </w:r>
-    </w:p>
-    <w:p>
-      <w:pPr>
-        <w:pStyle w:val="ListParagraph"/>
-        <w:numPr>
-          <w:ilvl w:val="0"/>
-          <w:numId w:val="4"/>
-        </w:numPr>
-      </w:pPr>
-      <w:r>
-        <w:t>Shader interfaces must match exactly: location 0 out in the vertex must match location 0 in in the fragment; wrong names or locations won’t compile/link.</w:t>
-      </w:r>
-    </w:p>
-    <w:p>
-      <w:pPr>
-        <w:pStyle w:val="ListParagraph"/>
-        <w:numPr>
-          <w:ilvl w:val="0"/>
-          <w:numId w:val="4"/>
-        </w:numPr>
-      </w:pPr>
-      <w:r>
-        <w:lastRenderedPageBreak/>
-        <w:t>UBO layout matters: using vec3 fields in std140 requires 16-byte alignment (your C++ UBO uses alignas(16), which prevents subtle layout bugs).</w:t>
-      </w:r>
-    </w:p>
-    <w:p>
-      <w:pPr>
-        <w:pStyle w:val="ListParagraph"/>
-        <w:numPr>
-          <w:ilvl w:val="0"/>
-          <w:numId w:val="4"/>
-        </w:numPr>
-      </w:pPr>
-      <w:r>
-        <w:t>Per-vertex lighting is fast but can look faceted on large triangles; finer meshes or per-fragment lighting smooths results at higher cost.</w:t>
-      </w:r>
-    </w:p>
-    <w:p/>
-    <w:p>
-      <w:pPr>
-        <w:rPr>
-          <w:b/>
-          <w:bCs/>
-        </w:rPr>
-      </w:pPr>
-      <w:r>
-        <w:rPr>
-          <w:b/>
-          <w:bCs/>
-        </w:rPr>
-        <w:t>Questions:</w:t>
-      </w:r>
-    </w:p>
-    <w:p>
-      <w:pPr>
-        <w:pStyle w:val="ListParagraph"/>
-        <w:numPr>
-          <w:ilvl w:val="0"/>
-          <w:numId w:val="5"/>
-        </w:numPr>
-      </w:pPr>
-      <w:r>
-        <w:t>In Vulkan practice, when applying non-uniform scaling to the model matrix, is transpose(inverse(mat3(model)))</w:t>
-      </w:r>
-    </w:p>
     <w:p/>
     <w:p/>
     <w:p/>
     <w:p/>
-    <w:p>
-      <w:pPr>
-        <w:pStyle w:val="BodyText"/>
-      </w:pPr>
-    </w:p>
-    <w:p>
-      <w:pPr>
-        <w:pStyle w:val="BodyText"/>
-      </w:pPr>
-      <w:r>
-        <w:rPr>
-          <w:noProof/>
-        </w:rPr>
+    <w:p/>
+    <w:p/>
+    <w:p/>
+    <w:p/>
+    <w:p>
+      <w:pPr>
+        <w:pStyle w:val="Heading3"/>
+      </w:pPr>
+      <w:bookmarkStart w:id="3" w:name="Xa465561ea83c3e2f366d034c25cb9ae4f9d218a"/>
+      <w:bookmarkEnd w:id="2"/>
+    </w:p>
+    <w:p>
+      <w:pPr>
+        <w:pStyle w:val="Heading3"/>
+      </w:pPr>
+      <w:r>
+        <w:t xml:space="preserve">Exercise 2: </w:t>
+      </w:r>
+      <w:r>
+        <w:t>LOADING AND CREATING VULKAN IMAGE RESOURCES</w:t>
+      </w:r>
+    </w:p>
+    <w:p>
+      <w:pPr>
+        <w:pStyle w:val="FirstParagraph"/>
+        <w:rPr>
+          <w:lang w:val="en-GB"/>
+        </w:rPr>
+      </w:pPr>
+      <w:proofErr w:type="spellStart"/>
+      <w:r>
+        <w:rPr>
+          <w:b/>
+          <w:bCs/>
+          <w:lang w:val="en-GB"/>
+        </w:rPr>
+        <w:t>Solution&amp;Reflection</w:t>
+      </w:r>
+      <w:proofErr w:type="spellEnd"/>
+      <w:r>
+        <w:rPr>
+          <w:b/>
+          <w:bCs/>
+        </w:rPr>
+        <w:t>:</w:t>
+      </w:r>
+      <w:r>
+        <w:t xml:space="preserve"> </w:t>
+      </w:r>
+      <w:r>
+        <w:rPr>
+          <w:lang w:val="en-GB"/>
+        </w:rPr>
+        <w:t xml:space="preserve">I implemented the process of loading an image file and preparing it as a usable texture within Vulkan. First, I declared the necessary Vulkan objects — the </w:t>
+      </w:r>
+      <w:proofErr w:type="spellStart"/>
+      <w:r>
+        <w:rPr>
+          <w:b/>
+          <w:bCs/>
+          <w:lang w:val="en-GB"/>
+        </w:rPr>
+        <w:t>VkImage</w:t>
+      </w:r>
+      <w:proofErr w:type="spellEnd"/>
+      <w:r>
+        <w:rPr>
+          <w:lang w:val="en-GB"/>
+        </w:rPr>
+        <w:t xml:space="preserve">, </w:t>
+      </w:r>
+      <w:proofErr w:type="spellStart"/>
+      <w:r>
+        <w:rPr>
+          <w:b/>
+          <w:bCs/>
+          <w:lang w:val="en-GB"/>
+        </w:rPr>
+        <w:t>VkDeviceMemory</w:t>
+      </w:r>
+      <w:proofErr w:type="spellEnd"/>
+      <w:r>
+        <w:rPr>
+          <w:lang w:val="en-GB"/>
+        </w:rPr>
+        <w:t xml:space="preserve">, </w:t>
+      </w:r>
+      <w:proofErr w:type="spellStart"/>
+      <w:r>
+        <w:rPr>
+          <w:b/>
+          <w:bCs/>
+          <w:lang w:val="en-GB"/>
+        </w:rPr>
+        <w:t>VkImageView</w:t>
+      </w:r>
+      <w:proofErr w:type="spellEnd"/>
+      <w:r>
+        <w:rPr>
+          <w:lang w:val="en-GB"/>
+        </w:rPr>
+        <w:t xml:space="preserve">, and </w:t>
+      </w:r>
+      <w:proofErr w:type="spellStart"/>
+      <w:r>
+        <w:rPr>
+          <w:b/>
+          <w:bCs/>
+          <w:lang w:val="en-GB"/>
+        </w:rPr>
+        <w:t>VkSampler</w:t>
+      </w:r>
+      <w:proofErr w:type="spellEnd"/>
+      <w:r>
+        <w:rPr>
+          <w:lang w:val="en-GB"/>
+        </w:rPr>
+        <w:t xml:space="preserve"> — to store and reference the texture data. Using the </w:t>
+      </w:r>
+      <w:proofErr w:type="spellStart"/>
+      <w:r>
+        <w:rPr>
+          <w:b/>
+          <w:bCs/>
+          <w:lang w:val="en-GB"/>
+        </w:rPr>
+        <w:t>stb_image</w:t>
+      </w:r>
+      <w:proofErr w:type="spellEnd"/>
+      <w:r>
+        <w:rPr>
+          <w:lang w:val="en-GB"/>
+        </w:rPr>
+        <w:t xml:space="preserve"> library, I loaded the texture file into memory and calculated its size in bytes. Next, I created a </w:t>
+      </w:r>
+      <w:r>
+        <w:rPr>
+          <w:b/>
+          <w:bCs/>
+          <w:lang w:val="en-GB"/>
+        </w:rPr>
+        <w:t>staging buffer</w:t>
+      </w:r>
+      <w:r>
+        <w:rPr>
+          <w:lang w:val="en-GB"/>
+        </w:rPr>
+        <w:t xml:space="preserve">, which temporarily holds the image data on the CPU side. After mapping and copying the pixel data into this buffer, I freed the original CPU image memory to optimize resources. I then created a </w:t>
+      </w:r>
+      <w:proofErr w:type="spellStart"/>
+      <w:r>
+        <w:rPr>
+          <w:b/>
+          <w:bCs/>
+          <w:lang w:val="en-GB"/>
+        </w:rPr>
+        <w:t>VkImage</w:t>
+      </w:r>
+      <w:proofErr w:type="spellEnd"/>
+      <w:r>
+        <w:rPr>
+          <w:lang w:val="en-GB"/>
+        </w:rPr>
+        <w:t xml:space="preserve"> on the GPU with the appropriate format (VK_FORMAT_R8G8B8A8_SRGB) and allocated </w:t>
+      </w:r>
+      <w:r>
+        <w:rPr>
+          <w:b/>
+          <w:bCs/>
+          <w:lang w:val="en-GB"/>
+        </w:rPr>
+        <w:t>device-local memory</w:t>
+      </w:r>
+      <w:r>
+        <w:rPr>
+          <w:lang w:val="en-GB"/>
+        </w:rPr>
+        <w:t xml:space="preserve"> to store it efficiently for rendering. The next step involved recording and submitting </w:t>
+      </w:r>
+      <w:r>
+        <w:rPr>
+          <w:b/>
+          <w:bCs/>
+          <w:lang w:val="en-GB"/>
+        </w:rPr>
+        <w:t>command buffers</w:t>
+      </w:r>
+      <w:r>
+        <w:rPr>
+          <w:lang w:val="en-GB"/>
+        </w:rPr>
+        <w:t xml:space="preserve"> to handle layout transitions and copy operations — moving the texture from the staging buffer to the GPU image and changing its layout to be readable by shaders. Once the transfer was complete, I cleaned up the staging resources. Finally, I created an </w:t>
+      </w:r>
+      <w:r>
+        <w:rPr>
+          <w:b/>
+          <w:bCs/>
+          <w:lang w:val="en-GB"/>
+        </w:rPr>
+        <w:t>image view</w:t>
+      </w:r>
+      <w:r>
+        <w:rPr>
+          <w:lang w:val="en-GB"/>
+        </w:rPr>
+        <w:t xml:space="preserve"> and </w:t>
+      </w:r>
+      <w:r>
+        <w:rPr>
+          <w:b/>
+          <w:bCs/>
+          <w:lang w:val="en-GB"/>
+        </w:rPr>
+        <w:t>sampler</w:t>
+      </w:r>
+      <w:r>
+        <w:rPr>
+          <w:lang w:val="en-GB"/>
+        </w:rPr>
+        <w:t>, which define how the texture will be accessed and filtered in the fragment shader, allowing for smooth, repeated texture mapping across surfaces.</w:t>
+      </w:r>
+    </w:p>
+    <w:p>
+      <w:pPr>
+        <w:pStyle w:val="FirstParagraph"/>
+        <w:rPr>
+          <w:lang w:val="en-GB"/>
+        </w:rPr>
+      </w:pPr>
+      <w:r>
+        <w:rPr>
+          <w:lang w:val="en-GB"/>
+        </w:rPr>
+        <w:t>Through this process, I gained a deeper understanding of how Vulkan handles image data and memory management. The staged copy and layout transition steps, while complex, demonstrated Vulkan’s low-level control over GPU resources and synchronization. Setting up the sampler also clarified how filtering and anisotropy affect texture quality during rendering.</w:t>
+      </w:r>
+    </w:p>
+    <w:p>
+      <w:r>
+        <w:rPr>
+          <w:b/>
+          <w:bCs/>
+        </w:rPr>
+        <w:t xml:space="preserve">Question </w:t>
+      </w:r>
+      <w:r>
+        <w:t>:</w:t>
+      </w:r>
+      <w:r>
+        <w:t xml:space="preserve"> Could you elaborate on how Vulkan’s layout transitions differ from OpenGL’s implicit state changes, and why explicit transitions are considered advantageous in modern rendering pipelines?</w:t>
+      </w:r>
+    </w:p>
+    <w:p>
+      <w:r>
+        <w:lastRenderedPageBreak/>
         <w:drawing>
-          <wp:inline distT="0" distB="0" distL="0" distR="0" wp14:anchorId="7368F97F" wp14:editId="7271009A">
-            <wp:extent cx="5943600" cy="4668520"/>
+          <wp:inline distT="0" distB="0" distL="0" distR="0" wp14:anchorId="16780157" wp14:editId="43EEAE8D">
+            <wp:extent cx="5943600" cy="4794250"/>
             <wp:effectExtent l="0" t="0" r="0" b="0"/>
-            <wp:docPr id="98959342" name="Picture 1" descr="A screenshot of a computer&#10;&#10;AI-generated content may be incorrect."/>
+            <wp:docPr id="663618897" name="Picture 1" descr="A screen shot of a computer program&#10;&#10;AI-generated content may be incorrect."/>
             <wp:cNvGraphicFramePr>
               <a:graphicFrameLocks xmlns:a="http://schemas.openxmlformats.org/drawingml/2006/main" noChangeAspect="1"/>
             </wp:cNvGraphicFramePr>
@@ -399,7 +551,7 @@
               <a:graphicData uri="http://schemas.openxmlformats.org/drawingml/2006/picture">
                 <pic:pic xmlns:pic="http://schemas.openxmlformats.org/drawingml/2006/picture">
                   <pic:nvPicPr>
-                    <pic:cNvPr id="98959342" name="Picture 1" descr="A screenshot of a computer&#10;&#10;AI-generated content may be incorrect."/>
+                    <pic:cNvPr id="663618897" name="Picture 1" descr="A screen shot of a computer program&#10;&#10;AI-generated content may be incorrect."/>
                     <pic:cNvPicPr/>
                   </pic:nvPicPr>
                   <pic:blipFill>
@@ -411,7 +563,7 @@
                   <pic:spPr>
                     <a:xfrm>
                       <a:off x="0" y="0"/>
-                      <a:ext cx="5943600" cy="4668520"/>
+                      <a:ext cx="5943600" cy="4794250"/>
                     </a:xfrm>
                     <a:prstGeom prst="rect">
                       <a:avLst/>
@@ -425,19 +577,12 @@
       </w:r>
     </w:p>
     <w:p>
-      <w:pPr>
-        <w:pStyle w:val="BodyText"/>
-      </w:pPr>
-      <w:r>
-        <w:rPr>
-          <w:noProof/>
-        </w:rPr>
-        <w:lastRenderedPageBreak/>
+      <w:r>
         <w:drawing>
-          <wp:inline distT="0" distB="0" distL="0" distR="0" wp14:anchorId="7457444B" wp14:editId="65AF3E62">
-            <wp:extent cx="5280660" cy="5173980"/>
+          <wp:inline distT="0" distB="0" distL="0" distR="0" wp14:anchorId="7783F4DC" wp14:editId="33C9E253">
+            <wp:extent cx="5943600" cy="3190240"/>
             <wp:effectExtent l="0" t="0" r="0" b="0"/>
-            <wp:docPr id="1853949251" name="Picture 1" descr="A screenshot of a computer program&#10;&#10;AI-generated content may be incorrect."/>
+            <wp:docPr id="1846503471" name="Picture 1" descr="A screen shot of a computer program&#10;&#10;AI-generated content may be incorrect."/>
             <wp:cNvGraphicFramePr>
               <a:graphicFrameLocks xmlns:a="http://schemas.openxmlformats.org/drawingml/2006/main" noChangeAspect="1"/>
             </wp:cNvGraphicFramePr>
@@ -445,7 +590,7 @@
               <a:graphicData uri="http://schemas.openxmlformats.org/drawingml/2006/picture">
                 <pic:pic xmlns:pic="http://schemas.openxmlformats.org/drawingml/2006/picture">
                   <pic:nvPicPr>
-                    <pic:cNvPr id="1853949251" name="Picture 1" descr="A screenshot of a computer program&#10;&#10;AI-generated content may be incorrect."/>
+                    <pic:cNvPr id="1846503471" name="Picture 1" descr="A screen shot of a computer program&#10;&#10;AI-generated content may be incorrect."/>
                     <pic:cNvPicPr/>
                   </pic:nvPicPr>
                   <pic:blipFill>
@@ -457,7 +602,7 @@
                   <pic:spPr>
                     <a:xfrm>
                       <a:off x="0" y="0"/>
-                      <a:ext cx="5280660" cy="5173980"/>
+                      <a:ext cx="5943600" cy="3190240"/>
                     </a:xfrm>
                     <a:prstGeom prst="rect">
                       <a:avLst/>
@@ -470,197 +615,17 @@
         </w:drawing>
       </w:r>
     </w:p>
+    <w:p/>
     <w:p>
       <w:pPr>
         <w:pStyle w:val="BodyText"/>
       </w:pPr>
-    </w:p>
-    <w:p>
-      <w:pPr>
-        <w:pStyle w:val="BodyText"/>
-      </w:pPr>
-    </w:p>
-    <w:p>
-      <w:pPr>
-        <w:pStyle w:val="BodyText"/>
-      </w:pPr>
-    </w:p>
-    <w:p>
-      <w:pPr>
-        <w:pStyle w:val="BodyText"/>
-      </w:pPr>
-    </w:p>
-    <w:p>
-      <w:pPr>
-        <w:pStyle w:val="BodyText"/>
-      </w:pPr>
-    </w:p>
-    <w:p>
-      <w:pPr>
-        <w:pStyle w:val="BodyText"/>
-      </w:pPr>
-    </w:p>
-    <w:p>
-      <w:pPr>
-        <w:pStyle w:val="BodyText"/>
-      </w:pPr>
-    </w:p>
-    <w:p>
-      <w:pPr>
-        <w:pStyle w:val="BodyText"/>
-      </w:pPr>
-    </w:p>
-    <w:p>
-      <w:pPr>
-        <w:pStyle w:val="BodyText"/>
-      </w:pPr>
-      <w:r>
-        <w:pict w14:anchorId="1689EAD5">
-          <v:rect id="_x0000_i1029" style="width:0;height:1.5pt" o:hralign="center" o:bullet="t" o:hrstd="t" o:hr="t"/>
-        </w:pict>
-      </w:r>
-    </w:p>
-    <w:p>
-      <w:pPr>
-        <w:pStyle w:val="Heading3"/>
-      </w:pPr>
-      <w:bookmarkStart w:id="4" w:name="exercise-3-draw-the-four-walls-of-a-cube"/>
-      <w:bookmarkEnd w:id="3"/>
-      <w:r>
-        <w:lastRenderedPageBreak/>
-        <w:t xml:space="preserve">Exercise 3: </w:t>
-      </w:r>
-      <w:r>
-        <w:t>PER-FRAGMENT DIFFUSE LIGHTING</w:t>
-      </w:r>
-    </w:p>
-    <w:p>
-      <w:pPr>
-        <w:pStyle w:val="FirstParagraph"/>
-      </w:pPr>
-      <w:r>
-        <w:rPr>
-          <w:b/>
-          <w:bCs/>
-        </w:rPr>
-        <w:t>Question:</w:t>
-      </w:r>
-      <w:r>
-        <w:t xml:space="preserve"> </w:t>
-      </w:r>
-      <w:r>
-        <w:t>Improve visual quality by moving the lighting logic to the fragment shader, allowing for</w:t>
-      </w:r>
-      <w:r>
-        <w:t xml:space="preserve"> </w:t>
-      </w:r>
-      <w:r>
-        <w:t>smoother, more accurate calculations.</w:t>
-      </w:r>
-      <w:r>
-        <w:br/>
-      </w:r>
-    </w:p>
-    <w:p>
-      <w:pPr>
-        <w:pStyle w:val="FirstParagraph"/>
-      </w:pPr>
-      <w:r>
-        <w:rPr>
-          <w:b/>
-          <w:bCs/>
-        </w:rPr>
-        <w:t>Solution</w:t>
-      </w:r>
-      <w:r>
-        <w:rPr>
-          <w:b/>
-          <w:bCs/>
-        </w:rPr>
-        <w:t>:</w:t>
-      </w:r>
-      <w:r>
-        <w:t xml:space="preserve"> </w:t>
-      </w:r>
-      <w:r>
-        <w:t>S</w:t>
-      </w:r>
-      <w:r>
-        <w:t>witch</w:t>
-      </w:r>
-      <w:r>
-        <w:t>ed</w:t>
-      </w:r>
-      <w:r>
-        <w:t xml:space="preserve"> to per-fragment diffuse lighting. The vertex shader now only computes and passes world-space position and normal, plus the vertex color, to the fragment shader. The fragment shader receives those interpolated values and performs the ambient + diffuse calculation. Because the UBO is read in the fragment stage, the descriptor set layout in C++ must expose binding 0 to both the vertex and fragment stages. After making these edits, recompile your shaders to SPIR-V and rebuild.</w:t>
-      </w:r>
-    </w:p>
-    <w:p>
-      <w:pPr>
-        <w:pStyle w:val="FirstParagraph"/>
-        <w:rPr>
-          <w:b/>
-          <w:bCs/>
-        </w:rPr>
-      </w:pPr>
-      <w:r>
-        <w:br/>
-      </w:r>
-      <w:r>
-        <w:rPr>
-          <w:b/>
-          <w:bCs/>
-        </w:rPr>
-        <w:t xml:space="preserve">Reflection: </w:t>
-      </w:r>
-      <w:r>
-        <w:t>Moving lighting to the fragment shader immediately improves visual smoothness because the lighting is evaluated per-pixel using interpolated attributes rather than per-vertex with barycentric interpolation of the final color. The key to correct results is staying consistent in spaces: positions and normals are converted into world space, normals use the normal matrix transpose(inverse(mat3(model))) to remain accurate under non-uniform scaling, and the light direction is computed from these world-space values. Ensuring the UBO layout matches between C++ and GLSL (including 16-byte alignment for vec3 fields) prevents subtle artefacts, and updating the descriptor stage flags is required so the fragment shader can access the same UBO binding.</w:t>
-      </w:r>
-    </w:p>
-    <w:p>
-      <w:pPr>
-        <w:pStyle w:val="FirstParagraph"/>
-        <w:rPr>
-          <w:b/>
-          <w:bCs/>
-        </w:rPr>
-      </w:pPr>
-      <w:r>
-        <w:rPr>
-          <w:b/>
-          <w:bCs/>
-        </w:rPr>
-        <w:t xml:space="preserve">Question: </w:t>
-      </w:r>
-      <w:r>
-        <w:t>In practice with Vulkan and modern GPUs, do you recommend performing normal transformation with the full normal matrix in the shader for every fragment, or precomputing a simplified or orthonormalized basis on the CPU when non-uniform scaling is present, considering the trade-offs between accuracy, numerical stability, and performance for real-time rendering?</w:t>
-      </w:r>
-    </w:p>
-    <w:p>
-      <w:pPr>
-        <w:pStyle w:val="FirstParagraph"/>
-        <w:rPr>
-          <w:noProof/>
-        </w:rPr>
-      </w:pPr>
-      <w:r>
-        <w:t xml:space="preserve"> </w:t>
-      </w:r>
-    </w:p>
-    <w:p>
-      <w:pPr>
-        <w:pStyle w:val="BodyText"/>
-      </w:pPr>
-      <w:r>
-        <w:rPr>
-          <w:noProof/>
-        </w:rPr>
-        <w:lastRenderedPageBreak/>
+      <w:r>
         <w:drawing>
-          <wp:inline distT="0" distB="0" distL="0" distR="0" wp14:anchorId="69ABE6FF" wp14:editId="44DFF9BB">
-            <wp:extent cx="5943600" cy="4343400"/>
+          <wp:inline distT="0" distB="0" distL="0" distR="0" wp14:anchorId="6A88CD29" wp14:editId="5E3FC28D">
+            <wp:extent cx="5943600" cy="3258185"/>
             <wp:effectExtent l="0" t="0" r="0" b="0"/>
-            <wp:docPr id="908529162" name="Picture 1" descr="A computer screen shot of a program&#10;&#10;AI-generated content may be incorrect."/>
+            <wp:docPr id="373491041" name="Picture 1" descr="A screen shot of a computer code&#10;&#10;AI-generated content may be incorrect."/>
             <wp:cNvGraphicFramePr>
               <a:graphicFrameLocks xmlns:a="http://schemas.openxmlformats.org/drawingml/2006/main" noChangeAspect="1"/>
             </wp:cNvGraphicFramePr>
@@ -668,7 +633,7 @@
               <a:graphicData uri="http://schemas.openxmlformats.org/drawingml/2006/picture">
                 <pic:pic xmlns:pic="http://schemas.openxmlformats.org/drawingml/2006/picture">
                   <pic:nvPicPr>
-                    <pic:cNvPr id="908529162" name="Picture 1" descr="A computer screen shot of a program&#10;&#10;AI-generated content may be incorrect."/>
+                    <pic:cNvPr id="373491041" name="Picture 1" descr="A screen shot of a computer code&#10;&#10;AI-generated content may be incorrect."/>
                     <pic:cNvPicPr/>
                   </pic:nvPicPr>
                   <pic:blipFill>
@@ -680,7 +645,7 @@
                   <pic:spPr>
                     <a:xfrm>
                       <a:off x="0" y="0"/>
-                      <a:ext cx="5943600" cy="4343400"/>
+                      <a:ext cx="5943600" cy="3258185"/>
                     </a:xfrm>
                     <a:prstGeom prst="rect">
                       <a:avLst/>
@@ -697,15 +662,382 @@
       <w:pPr>
         <w:pStyle w:val="BodyText"/>
       </w:pPr>
-      <w:r>
+    </w:p>
+    <w:p>
+      <w:pPr>
+        <w:pStyle w:val="BodyText"/>
+      </w:pPr>
+    </w:p>
+    <w:p>
+      <w:pPr>
+        <w:pStyle w:val="BodyText"/>
+      </w:pPr>
+    </w:p>
+    <w:p>
+      <w:pPr>
+        <w:pStyle w:val="BodyText"/>
+      </w:pPr>
+    </w:p>
+    <w:p>
+      <w:pPr>
+        <w:pStyle w:val="BodyText"/>
+      </w:pPr>
+    </w:p>
+    <w:p>
+      <w:pPr>
+        <w:pStyle w:val="BodyText"/>
+      </w:pPr>
+    </w:p>
+    <w:p>
+      <w:pPr>
+        <w:pStyle w:val="BodyText"/>
+      </w:pPr>
+    </w:p>
+    <w:p>
+      <w:pPr>
+        <w:pStyle w:val="BodyText"/>
+      </w:pPr>
+    </w:p>
+    <w:p>
+      <w:pPr>
+        <w:pStyle w:val="BodyText"/>
+      </w:pPr>
+    </w:p>
+    <w:p>
+      <w:pPr>
+        <w:pStyle w:val="BodyText"/>
+      </w:pPr>
+    </w:p>
+    <w:p>
+      <w:pPr>
+        <w:pStyle w:val="BodyText"/>
+      </w:pPr>
+    </w:p>
+    <w:p>
+      <w:pPr>
+        <w:pStyle w:val="BodyText"/>
+      </w:pPr>
+    </w:p>
+    <w:p>
+      <w:pPr>
+        <w:pStyle w:val="BodyText"/>
+      </w:pPr>
+    </w:p>
+    <w:p>
+      <w:pPr>
+        <w:pStyle w:val="BodyText"/>
+      </w:pPr>
+    </w:p>
+    <w:p>
+      <w:pPr>
+        <w:pStyle w:val="BodyText"/>
+      </w:pPr>
+      <w:r>
+        <w:pict w14:anchorId="1689EAD5">
+          <v:rect id="_x0000_i1049" style="width:0;height:1.5pt" o:hralign="center" o:bullet="t" o:hrstd="t" o:hr="t"/>
+        </w:pict>
+      </w:r>
+    </w:p>
+    <w:p>
+      <w:pPr>
+        <w:pStyle w:val="Heading3"/>
+      </w:pPr>
+      <w:bookmarkStart w:id="4" w:name="exercise-3-draw-the-four-walls-of-a-cube"/>
+      <w:bookmarkEnd w:id="3"/>
+      <w:r>
+        <w:lastRenderedPageBreak/>
+        <w:t xml:space="preserve">Exercise 3: </w:t>
+      </w:r>
+      <w:r>
+        <w:t>BINDING AND SHADER UPDATES</w:t>
+      </w:r>
+    </w:p>
+    <w:p>
+      <w:pPr>
+        <w:pStyle w:val="FirstParagraph"/>
+      </w:pPr>
+      <w:r>
+        <w:rPr>
+          <w:b/>
+          <w:bCs/>
+        </w:rPr>
+        <w:t>Question:</w:t>
+      </w:r>
+      <w:r>
+        <w:t xml:space="preserve"> </w:t>
+      </w:r>
+      <w:r>
+        <w:t>Improve visual quality by moving the lighting logic to the fragment shader, allowing for</w:t>
+      </w:r>
+      <w:r>
+        <w:t xml:space="preserve"> </w:t>
+      </w:r>
+      <w:r>
+        <w:t>smoother, more accurate calculations.</w:t>
+      </w:r>
+      <w:r>
+        <w:br/>
+      </w:r>
+    </w:p>
+    <w:p>
+      <w:pPr>
+        <w:pStyle w:val="FirstParagraph"/>
+        <w:rPr>
+          <w:lang w:val="en-GB"/>
+        </w:rPr>
+      </w:pPr>
+      <w:r>
+        <w:rPr>
+          <w:b/>
+          <w:bCs/>
+        </w:rPr>
+        <w:t>Solution</w:t>
+      </w:r>
+      <w:r>
+        <w:rPr>
+          <w:b/>
+          <w:bCs/>
+        </w:rPr>
+        <w:t>:</w:t>
+      </w:r>
+      <w:r>
+        <w:t xml:space="preserve"> </w:t>
+      </w:r>
+      <w:r>
+        <w:rPr>
+          <w:lang w:val="en-GB"/>
+        </w:rPr>
+        <w:t>I</w:t>
+      </w:r>
+      <w:r>
+        <w:rPr>
+          <w:lang w:val="en-GB"/>
+        </w:rPr>
+        <w:t xml:space="preserve">ntegrated texture sampling into the Vulkan rendering pipeline by updating descriptor bindings and modifying the shaders. First, I extended the </w:t>
+      </w:r>
+      <w:r>
+        <w:rPr>
+          <w:b/>
+          <w:bCs/>
+          <w:lang w:val="en-GB"/>
+        </w:rPr>
+        <w:t>descriptor set layout</w:t>
+      </w:r>
+      <w:r>
+        <w:rPr>
+          <w:lang w:val="en-GB"/>
+        </w:rPr>
+        <w:t xml:space="preserve"> to include a new binding for a combined image sampler, allowing the fragment shader to access texture data. I then updated the </w:t>
+      </w:r>
+      <w:r>
+        <w:rPr>
+          <w:b/>
+          <w:bCs/>
+          <w:lang w:val="en-GB"/>
+        </w:rPr>
+        <w:t>descriptor pool</w:t>
+      </w:r>
+      <w:r>
+        <w:rPr>
+          <w:lang w:val="en-GB"/>
+        </w:rPr>
+        <w:t xml:space="preserve"> to allocate space for this new descriptor type and modified the descriptor set creation process to include both the </w:t>
+      </w:r>
+      <w:r>
+        <w:rPr>
+          <w:b/>
+          <w:bCs/>
+          <w:lang w:val="en-GB"/>
+        </w:rPr>
+        <w:t>uniform buffer (binding = 0)</w:t>
+      </w:r>
+      <w:r>
+        <w:rPr>
+          <w:lang w:val="en-GB"/>
+        </w:rPr>
+        <w:t xml:space="preserve"> and the </w:t>
+      </w:r>
+      <w:r>
+        <w:rPr>
+          <w:b/>
+          <w:bCs/>
+          <w:lang w:val="en-GB"/>
+        </w:rPr>
+        <w:t>texture sampler (binding = 1)</w:t>
+      </w:r>
+      <w:r>
+        <w:rPr>
+          <w:lang w:val="en-GB"/>
+        </w:rPr>
+        <w:t xml:space="preserve">. This required setting up a </w:t>
+      </w:r>
+      <w:proofErr w:type="spellStart"/>
+      <w:r>
+        <w:rPr>
+          <w:lang w:val="en-GB"/>
+        </w:rPr>
+        <w:t>VkDescriptorImageInfo</w:t>
+      </w:r>
+      <w:proofErr w:type="spellEnd"/>
+      <w:r>
+        <w:rPr>
+          <w:lang w:val="en-GB"/>
+        </w:rPr>
+        <w:t xml:space="preserve"> structure that linked the texture image view and sampler created in the previous exercises. After ensuring the descriptor set layout included both bindings, I updated the cleanup routines to properly release these texture resources, avoiding potential memory leaks. I also added the texture setup calls to </w:t>
+      </w:r>
+      <w:proofErr w:type="spellStart"/>
+      <w:r>
+        <w:rPr>
+          <w:b/>
+          <w:bCs/>
+          <w:lang w:val="en-GB"/>
+        </w:rPr>
+        <w:t>initVulkan</w:t>
+      </w:r>
+      <w:proofErr w:type="spellEnd"/>
+      <w:r>
+        <w:rPr>
+          <w:b/>
+          <w:bCs/>
+          <w:lang w:val="en-GB"/>
+        </w:rPr>
+        <w:t>()</w:t>
+      </w:r>
+      <w:r>
+        <w:rPr>
+          <w:lang w:val="en-GB"/>
+        </w:rPr>
+        <w:t xml:space="preserve"> so that all texture resources were prepared before rendering.</w:t>
+      </w:r>
+    </w:p>
+    <w:p>
+      <w:pPr>
+        <w:pStyle w:val="FirstParagraph"/>
+        <w:rPr>
+          <w:lang w:val="en-GB"/>
+        </w:rPr>
+      </w:pPr>
+      <w:r>
+        <w:rPr>
+          <w:lang w:val="en-GB"/>
+        </w:rPr>
+        <w:t xml:space="preserve">Next, I modified the </w:t>
+      </w:r>
+      <w:r>
+        <w:rPr>
+          <w:b/>
+          <w:bCs/>
+          <w:lang w:val="en-GB"/>
+        </w:rPr>
+        <w:t>vertex</w:t>
+      </w:r>
+      <w:r>
+        <w:rPr>
+          <w:lang w:val="en-GB"/>
+        </w:rPr>
+        <w:t xml:space="preserve"> and </w:t>
+      </w:r>
+      <w:r>
+        <w:rPr>
+          <w:b/>
+          <w:bCs/>
+          <w:lang w:val="en-GB"/>
+        </w:rPr>
+        <w:t>fragment shaders</w:t>
+      </w:r>
+      <w:r>
+        <w:rPr>
+          <w:lang w:val="en-GB"/>
+        </w:rPr>
+        <w:t xml:space="preserve"> to support texture coordinates and sampling. In the vertex shader, I introduced a new input for the texture coordinates and passed it to the fragment shader. The fragment shader was then updated to include a </w:t>
+      </w:r>
+      <w:r>
+        <w:rPr>
+          <w:b/>
+          <w:bCs/>
+          <w:lang w:val="en-GB"/>
+        </w:rPr>
+        <w:t>sampler2D</w:t>
+      </w:r>
+      <w:r>
+        <w:rPr>
+          <w:lang w:val="en-GB"/>
+        </w:rPr>
+        <w:t xml:space="preserve"> uniform and to sample the texture using the interpolated coordinates. The final </w:t>
+      </w:r>
+      <w:proofErr w:type="spellStart"/>
+      <w:r>
+        <w:rPr>
+          <w:lang w:val="en-GB"/>
+        </w:rPr>
+        <w:t>color</w:t>
+      </w:r>
+      <w:proofErr w:type="spellEnd"/>
+      <w:r>
+        <w:rPr>
+          <w:lang w:val="en-GB"/>
+        </w:rPr>
+        <w:t xml:space="preserve"> output combined the sampled texture </w:t>
+      </w:r>
+      <w:proofErr w:type="spellStart"/>
+      <w:r>
+        <w:rPr>
+          <w:lang w:val="en-GB"/>
+        </w:rPr>
+        <w:t>color</w:t>
+      </w:r>
+      <w:proofErr w:type="spellEnd"/>
+      <w:r>
+        <w:rPr>
+          <w:lang w:val="en-GB"/>
+        </w:rPr>
+        <w:t xml:space="preserve"> with existing lighting calculations to create a more realistic, lit, textured cube.</w:t>
+      </w:r>
+    </w:p>
+    <w:p>
+      <w:pPr>
+        <w:pStyle w:val="FirstParagraph"/>
+        <w:rPr>
+          <w:b/>
+          <w:bCs/>
+        </w:rPr>
+      </w:pPr>
+    </w:p>
+    <w:p>
+      <w:pPr>
+        <w:pStyle w:val="FirstParagraph"/>
+        <w:rPr>
+          <w:b/>
+          <w:bCs/>
+        </w:rPr>
+      </w:pPr>
+      <w:r>
+        <w:rPr>
+          <w:b/>
+          <w:bCs/>
+        </w:rPr>
+        <w:t xml:space="preserve">Question: </w:t>
+      </w:r>
+      <w:r>
+        <w:t>When working with multiple textures or material types in a single scene, would it be more efficient to use a single descriptor set with multiple bindings, or to create separate descriptor sets per material or object?</w:t>
+      </w:r>
+    </w:p>
+    <w:p>
+      <w:pPr>
+        <w:pStyle w:val="FirstParagraph"/>
         <w:rPr>
           <w:noProof/>
         </w:rPr>
+      </w:pPr>
+      <w:r>
+        <w:t xml:space="preserve"> </w:t>
+      </w:r>
+      <w:r>
         <w:drawing>
-          <wp:inline distT="0" distB="0" distL="0" distR="0" wp14:anchorId="40054172" wp14:editId="61E640C5">
-            <wp:extent cx="4419528" cy="3322320"/>
+          <wp:inline distT="0" distB="0" distL="0" distR="0" wp14:anchorId="60E326E3" wp14:editId="11075760">
+            <wp:extent cx="5334000" cy="2845370"/>
             <wp:effectExtent l="0" t="0" r="0" b="0"/>
-            <wp:docPr id="1310527860" name="Picture 1" descr="A screenshot of a computer program&#10;&#10;AI-generated content may be incorrect."/>
+            <wp:docPr id="1049024122" name="Picture 1" descr="A screen shot of a computer program&#10;&#10;AI-generated content may be incorrect."/>
             <wp:cNvGraphicFramePr>
               <a:graphicFrameLocks xmlns:a="http://schemas.openxmlformats.org/drawingml/2006/main" noChangeAspect="1"/>
             </wp:cNvGraphicFramePr>
@@ -713,7 +1045,7 @@
               <a:graphicData uri="http://schemas.openxmlformats.org/drawingml/2006/picture">
                 <pic:pic xmlns:pic="http://schemas.openxmlformats.org/drawingml/2006/picture">
                   <pic:nvPicPr>
-                    <pic:cNvPr id="1310527860" name="Picture 1" descr="A screenshot of a computer program&#10;&#10;AI-generated content may be incorrect."/>
+                    <pic:cNvPr id="1049024122" name="Picture 1" descr="A screen shot of a computer program&#10;&#10;AI-generated content may be incorrect."/>
                     <pic:cNvPicPr/>
                   </pic:nvPicPr>
                   <pic:blipFill>
@@ -725,7 +1057,7 @@
                   <pic:spPr>
                     <a:xfrm>
                       <a:off x="0" y="0"/>
-                      <a:ext cx="4445659" cy="3341964"/>
+                      <a:ext cx="5339933" cy="2848535"/>
                     </a:xfrm>
                     <a:prstGeom prst="rect">
                       <a:avLst/>
@@ -743,15 +1075,12 @@
         <w:pStyle w:val="BodyText"/>
       </w:pPr>
       <w:r>
-        <w:rPr>
-          <w:noProof/>
-        </w:rPr>
         <w:lastRenderedPageBreak/>
         <w:drawing>
-          <wp:inline distT="0" distB="0" distL="0" distR="0" wp14:anchorId="66805F52" wp14:editId="7DB00440">
-            <wp:extent cx="5943600" cy="4829810"/>
+          <wp:inline distT="0" distB="0" distL="0" distR="0" wp14:anchorId="54E3D20E" wp14:editId="5F381744">
+            <wp:extent cx="5943600" cy="4385945"/>
             <wp:effectExtent l="0" t="0" r="0" b="0"/>
-            <wp:docPr id="1749160521" name="Picture 1" descr="A computer screen shot of a cube&#10;&#10;AI-generated content may be incorrect."/>
+            <wp:docPr id="1791845525" name="Picture 1" descr="A screen shot of a computer program&#10;&#10;AI-generated content may be incorrect."/>
             <wp:cNvGraphicFramePr>
               <a:graphicFrameLocks xmlns:a="http://schemas.openxmlformats.org/drawingml/2006/main" noChangeAspect="1"/>
             </wp:cNvGraphicFramePr>
@@ -759,7 +1088,7 @@
               <a:graphicData uri="http://schemas.openxmlformats.org/drawingml/2006/picture">
                 <pic:pic xmlns:pic="http://schemas.openxmlformats.org/drawingml/2006/picture">
                   <pic:nvPicPr>
-                    <pic:cNvPr id="1749160521" name="Picture 1" descr="A computer screen shot of a cube&#10;&#10;AI-generated content may be incorrect."/>
+                    <pic:cNvPr id="1791845525" name="Picture 1" descr="A screen shot of a computer program&#10;&#10;AI-generated content may be incorrect."/>
                     <pic:cNvPicPr/>
                   </pic:nvPicPr>
                   <pic:blipFill>
@@ -771,7 +1100,7 @@
                   <pic:spPr>
                     <a:xfrm>
                       <a:off x="0" y="0"/>
-                      <a:ext cx="5943600" cy="4829810"/>
+                      <a:ext cx="5943600" cy="4385945"/>
                     </a:xfrm>
                     <a:prstGeom prst="rect">
                       <a:avLst/>
@@ -788,11 +1117,87 @@
       <w:pPr>
         <w:pStyle w:val="BodyText"/>
       </w:pPr>
+      <w:r>
+        <w:lastRenderedPageBreak/>
+        <w:drawing>
+          <wp:inline distT="0" distB="0" distL="0" distR="0" wp14:anchorId="1C12E802" wp14:editId="1CBCD165">
+            <wp:extent cx="5943600" cy="6111875"/>
+            <wp:effectExtent l="0" t="0" r="0" b="0"/>
+            <wp:docPr id="57613012" name="Picture 1" descr="A screenshot of a computer program&#10;&#10;AI-generated content may be incorrect."/>
+            <wp:cNvGraphicFramePr>
+              <a:graphicFrameLocks xmlns:a="http://schemas.openxmlformats.org/drawingml/2006/main" noChangeAspect="1"/>
+            </wp:cNvGraphicFramePr>
+            <a:graphic xmlns:a="http://schemas.openxmlformats.org/drawingml/2006/main">
+              <a:graphicData uri="http://schemas.openxmlformats.org/drawingml/2006/picture">
+                <pic:pic xmlns:pic="http://schemas.openxmlformats.org/drawingml/2006/picture">
+                  <pic:nvPicPr>
+                    <pic:cNvPr id="57613012" name="Picture 1" descr="A screenshot of a computer program&#10;&#10;AI-generated content may be incorrect."/>
+                    <pic:cNvPicPr/>
+                  </pic:nvPicPr>
+                  <pic:blipFill>
+                    <a:blip r:embed="rId16"/>
+                    <a:stretch>
+                      <a:fillRect/>
+                    </a:stretch>
+                  </pic:blipFill>
+                  <pic:spPr>
+                    <a:xfrm>
+                      <a:off x="0" y="0"/>
+                      <a:ext cx="5943600" cy="6111875"/>
+                    </a:xfrm>
+                    <a:prstGeom prst="rect">
+                      <a:avLst/>
+                    </a:prstGeom>
+                  </pic:spPr>
+                </pic:pic>
+              </a:graphicData>
+            </a:graphic>
+          </wp:inline>
+        </w:drawing>
+      </w:r>
     </w:p>
     <w:p>
       <w:pPr>
         <w:pStyle w:val="BodyText"/>
       </w:pPr>
+      <w:r>
+        <w:lastRenderedPageBreak/>
+        <w:drawing>
+          <wp:inline distT="0" distB="0" distL="0" distR="0" wp14:anchorId="219FBE78" wp14:editId="1F80A6FD">
+            <wp:extent cx="5943600" cy="6532245"/>
+            <wp:effectExtent l="0" t="0" r="0" b="0"/>
+            <wp:docPr id="210425906" name="Picture 1" descr="A screenshot of a computer program&#10;&#10;AI-generated content may be incorrect."/>
+            <wp:cNvGraphicFramePr>
+              <a:graphicFrameLocks xmlns:a="http://schemas.openxmlformats.org/drawingml/2006/main" noChangeAspect="1"/>
+            </wp:cNvGraphicFramePr>
+            <a:graphic xmlns:a="http://schemas.openxmlformats.org/drawingml/2006/main">
+              <a:graphicData uri="http://schemas.openxmlformats.org/drawingml/2006/picture">
+                <pic:pic xmlns:pic="http://schemas.openxmlformats.org/drawingml/2006/picture">
+                  <pic:nvPicPr>
+                    <pic:cNvPr id="210425906" name="Picture 1" descr="A screenshot of a computer program&#10;&#10;AI-generated content may be incorrect."/>
+                    <pic:cNvPicPr/>
+                  </pic:nvPicPr>
+                  <pic:blipFill>
+                    <a:blip r:embed="rId17"/>
+                    <a:stretch>
+                      <a:fillRect/>
+                    </a:stretch>
+                  </pic:blipFill>
+                  <pic:spPr>
+                    <a:xfrm>
+                      <a:off x="0" y="0"/>
+                      <a:ext cx="5943600" cy="6532245"/>
+                    </a:xfrm>
+                    <a:prstGeom prst="rect">
+                      <a:avLst/>
+                    </a:prstGeom>
+                  </pic:spPr>
+                </pic:pic>
+              </a:graphicData>
+            </a:graphic>
+          </wp:inline>
+        </w:drawing>
+      </w:r>
     </w:p>
     <w:p>
       <w:pPr>
@@ -813,23 +1218,6 @@
       <w:pPr>
         <w:pStyle w:val="BodyText"/>
       </w:pPr>
-    </w:p>
-    <w:p>
-      <w:pPr>
-        <w:pStyle w:val="BodyText"/>
-      </w:pPr>
-      <w:r>
-        <w:br/>
-      </w:r>
-      <w:r>
-        <w:br/>
-      </w:r>
-      <w:r>
-        <w:t xml:space="preserve"> </w:t>
-      </w:r>
-      <w:r>
-        <w:br/>
-      </w:r>
       <w:r>
         <w:br/>
       </w:r>
@@ -848,7 +1236,7 @@
         <w:t xml:space="preserve">Exercise 4: </w:t>
       </w:r>
       <w:r>
-        <w:t>ADDING PER-VERTEX SPECULAR LIGHTING</w:t>
+        <w:t>A WOODEN CUBE</w:t>
       </w:r>
     </w:p>
     <w:p>
@@ -916,7 +1304,7 @@
                     <pic:cNvPicPr/>
                   </pic:nvPicPr>
                   <pic:blipFill>
-                    <a:blip r:embed="rId16"/>
+                    <a:blip r:embed="rId18"/>
                     <a:stretch>
                       <a:fillRect/>
                     </a:stretch>
@@ -966,7 +1354,7 @@
                     <pic:cNvPicPr/>
                   </pic:nvPicPr>
                   <pic:blipFill>
-                    <a:blip r:embed="rId17"/>
+                    <a:blip r:embed="rId19"/>
                     <a:stretch>
                       <a:fillRect/>
                     </a:stretch>
@@ -1065,16 +1453,34 @@
         <w:t>ed</w:t>
       </w:r>
       <w:r>
-        <w:t xml:space="preserve"> the fragment shader to compute the Phong specular term per pixel. This uses the interpolated world-space normal and position along with the camera position from the UBO. Also, ensure your mesh actually has valid normals; your current </w:t>
-      </w:r>
+        <w:t xml:space="preserve"> the fragment shader to compute the Phong specular term per pixel. This uses the interpolated world-space normal and position along with the camera position from the UBO. Also, ensure your mesh actually has valid </w:t>
+      </w:r>
+      <w:proofErr w:type="spellStart"/>
+      <w:r>
+        <w:t>normals</w:t>
+      </w:r>
+      <w:proofErr w:type="spellEnd"/>
+      <w:r>
+        <w:t xml:space="preserve">; your current </w:t>
+      </w:r>
+      <w:proofErr w:type="spellStart"/>
       <w:r>
         <w:rPr>
           <w:b/>
         </w:rPr>
         <w:t>Cube_vertices</w:t>
       </w:r>
-      <w:r>
-        <w:t xml:space="preserve"> lack normals and will default to zeros, which flattens both diffuse and specular.</w:t>
+      <w:proofErr w:type="spellEnd"/>
+      <w:r>
+        <w:t xml:space="preserve"> lack </w:t>
+      </w:r>
+      <w:proofErr w:type="spellStart"/>
+      <w:r>
+        <w:t>normals</w:t>
+      </w:r>
+      <w:proofErr w:type="spellEnd"/>
+      <w:r>
+        <w:t xml:space="preserve"> and will default to zeros, which flattens both diffuse and specular.</w:t>
       </w:r>
     </w:p>
     <w:p>
@@ -1096,14 +1502,32 @@
         <w:t xml:space="preserve">Reflection: </w:t>
       </w:r>
       <w:r>
-        <w:t xml:space="preserve">Moving specular to the fragment stage produces sharper and more accurate highlights because the non-linear specular term is evaluated per pixel instead of being linearly interpolated from vertices. However, this improvement is only visible if your mesh supplies correct normals and your UBO values reflect your camera and light configuration; zero or incorrect normals will smear or eliminate highlights, and a mismatched </w:t>
-      </w:r>
+        <w:t xml:space="preserve">Moving specular to the fragment stage produces sharper and more accurate highlights because the non-linear specular term is evaluated per pixel instead of being linearly interpolated from vertices. However, this improvement is only visible if your mesh supplies correct </w:t>
+      </w:r>
+      <w:proofErr w:type="spellStart"/>
+      <w:r>
+        <w:t>normals</w:t>
+      </w:r>
+      <w:proofErr w:type="spellEnd"/>
+      <w:r>
+        <w:t xml:space="preserve"> and your UBO values reflect your camera and light configuration; zero or incorrect </w:t>
+      </w:r>
+      <w:proofErr w:type="spellStart"/>
+      <w:r>
+        <w:t>normals</w:t>
+      </w:r>
+      <w:proofErr w:type="spellEnd"/>
+      <w:r>
+        <w:t xml:space="preserve"> will smear or eliminate highlights, and a mismatched </w:t>
+      </w:r>
+      <w:proofErr w:type="spellStart"/>
       <w:r>
         <w:rPr>
           <w:u w:val="single"/>
         </w:rPr>
         <w:t>eyePos</w:t>
       </w:r>
+      <w:proofErr w:type="spellEnd"/>
       <w:r>
         <w:t xml:space="preserve"> and </w:t>
       </w:r>
@@ -1152,7 +1576,7 @@
                     <pic:cNvPicPr/>
                   </pic:nvPicPr>
                   <pic:blipFill>
-                    <a:blip r:embed="rId18"/>
+                    <a:blip r:embed="rId20"/>
                     <a:stretch>
                       <a:fillRect/>
                     </a:stretch>
@@ -1202,7 +1626,7 @@
                     <pic:cNvPicPr/>
                   </pic:nvPicPr>
                   <pic:blipFill>
-                    <a:blip r:embed="rId19"/>
+                    <a:blip r:embed="rId21"/>
                     <a:stretch>
                       <a:fillRect/>
                     </a:stretch>
@@ -1299,16 +1723,34 @@
         <w:t>ed</w:t>
       </w:r>
       <w:r>
-        <w:t xml:space="preserve"> the fragment shader to compute the Phong specular term per pixel. This uses the interpolated world-space normal and position along with the camera position from the UBO. Also, ensure your mesh actually has valid normals; your current </w:t>
-      </w:r>
+        <w:t xml:space="preserve"> the fragment shader to compute the Phong specular term per pixel. This uses the interpolated world-space normal and position along with the camera position from the UBO. Also, ensure your mesh actually has valid </w:t>
+      </w:r>
+      <w:proofErr w:type="spellStart"/>
+      <w:r>
+        <w:t>normals</w:t>
+      </w:r>
+      <w:proofErr w:type="spellEnd"/>
+      <w:r>
+        <w:t xml:space="preserve">; your current </w:t>
+      </w:r>
+      <w:proofErr w:type="spellStart"/>
       <w:r>
         <w:rPr>
           <w:b/>
         </w:rPr>
         <w:t>Cube_vertices</w:t>
       </w:r>
-      <w:r>
-        <w:t xml:space="preserve"> lack normals and will default to zeros, which flattens both diffuse and specular.</w:t>
+      <w:proofErr w:type="spellEnd"/>
+      <w:r>
+        <w:t xml:space="preserve"> lack </w:t>
+      </w:r>
+      <w:proofErr w:type="spellStart"/>
+      <w:r>
+        <w:t>normals</w:t>
+      </w:r>
+      <w:proofErr w:type="spellEnd"/>
+      <w:r>
+        <w:t xml:space="preserve"> and will default to zeros, which flattens both diffuse and specular.</w:t>
       </w:r>
     </w:p>
     <w:p>
@@ -1439,7 +1881,7 @@
                     <pic:cNvPicPr/>
                   </pic:nvPicPr>
                   <pic:blipFill>
-                    <a:blip r:embed="rId20"/>
+                    <a:blip r:embed="rId22"/>
                     <a:stretch>
                       <a:fillRect/>
                     </a:stretch>
@@ -1485,7 +1927,7 @@
                     <pic:cNvPicPr/>
                   </pic:nvPicPr>
                   <pic:blipFill>
-                    <a:blip r:embed="rId21"/>
+                    <a:blip r:embed="rId23"/>
                     <a:stretch>
                       <a:fillRect/>
                     </a:stretch>
@@ -1530,7 +1972,7 @@
                     <pic:cNvPicPr/>
                   </pic:nvPicPr>
                   <pic:blipFill>
-                    <a:blip r:embed="rId22"/>
+                    <a:blip r:embed="rId24"/>
                     <a:stretch>
                       <a:fillRect/>
                     </a:stretch>
@@ -1576,7 +2018,7 @@
                     <pic:cNvPicPr/>
                   </pic:nvPicPr>
                   <pic:blipFill>
-                    <a:blip r:embed="rId23"/>
+                    <a:blip r:embed="rId25"/>
                     <a:stretch>
                       <a:fillRect/>
                     </a:stretch>
@@ -1619,7 +2061,7 @@
                     <pic:cNvPicPr/>
                   </pic:nvPicPr>
                   <pic:blipFill>
-                    <a:blip r:embed="rId24"/>
+                    <a:blip r:embed="rId26"/>
                     <a:stretch>
                       <a:fillRect/>
                     </a:stretch>
@@ -1662,7 +2104,7 @@
                     <pic:cNvPicPr/>
                   </pic:nvPicPr>
                   <pic:blipFill>
-                    <a:blip r:embed="rId25"/>
+                    <a:blip r:embed="rId27"/>
                     <a:stretch>
                       <a:fillRect/>
                     </a:stretch>
@@ -1740,22 +2182,22 @@
 <w:numbering xmlns:wpc="http://schemas.microsoft.com/office/word/2010/wordprocessingCanvas" xmlns:cx="http://schemas.microsoft.com/office/drawing/2014/chartex" xmlns:cx1="http://schemas.microsoft.com/office/drawing/2015/9/8/chartex" xmlns:cx2="http://schemas.microsoft.com/office/drawing/2015/10/21/chartex" xmlns:cx3="http://schemas.microsoft.com/office/drawing/2016/5/9/chartex" xmlns:cx4="http://schemas.microsoft.com/office/drawing/2016/5/10/chartex" xmlns:cx5="http://schemas.microsoft.com/office/drawing/2016/5/11/chartex" xmlns:cx6="http://schemas.microsoft.com/office/drawing/2016/5/12/chartex" xmlns:cx7="http://schemas.microsoft.com/office/drawing/2016/5/13/chartex" xmlns:cx8="http://schemas.microsoft.com/office/drawing/2016/5/14/chartex" xmlns:mc="http://schemas.openxmlformats.org/markup-compatibility/2006" xmlns:aink="http://schemas.microsoft.com/office/drawing/2016/ink" xmlns:am3d="http://schemas.microsoft.com/office/drawing/2017/model3d" xmlns:o="urn:schemas-microsoft-com:office:office" xmlns:oel="http://schemas.microsoft.com/office/2019/extlst" xmlns:r="http://schemas.openxmlformats.org/officeDocument/2006/relationships" xmlns:m="http://schemas.openxmlformats.org/officeDocument/2006/math" xmlns:v="urn:schemas-microsoft-com:vml" xmlns:wp14="http://schemas.microsoft.com/office/word/2010/wordprocessingDrawing" xmlns:wp="http://schemas.openxmlformats.org/drawingml/2006/wordprocessingDrawing" xmlns:w10="urn:schemas-microsoft-com:office:word" xmlns:w="http://schemas.openxmlformats.org/wordprocessingml/2006/main" xmlns:w14="http://schemas.microsoft.com/office/word/2010/wordml" xmlns:w15="http://schemas.microsoft.com/office/word/2012/wordml" xmlns:w16cex="http://schemas.microsoft.com/office/word/2018/wordml/cex" xmlns:w16cid="http://schemas.microsoft.com/office/word/2016/wordml/cid" xmlns:w16="http://schemas.microsoft.com/office/word/2018/wordml" xmlns:w16du="http://schemas.microsoft.com/office/word/2023/wordml/word16du" xmlns:w16sdtdh="http://schemas.microsoft.com/office/word/2020/wordml/sdtdatahash" xmlns:w16sdtfl="http://schemas.microsoft.com/office/word/2024/wordml/sdtformatlock" xmlns:w16se="http://schemas.microsoft.com/office/word/2015/wordml/symex" xmlns:wpg="http://schemas.microsoft.com/office/word/2010/wordprocessingGroup" xmlns:wpi="http://schemas.microsoft.com/office/word/2010/wordprocessingInk" xmlns:wne="http://schemas.microsoft.com/office/word/2006/wordml" xmlns:wps="http://schemas.microsoft.com/office/word/2010/wordprocessingShape" mc:Ignorable="w14 w15 w16se w16cid w16 w16cex w16sdtdh w16sdtfl w16du wp14">
   <w:numPicBullet w:numPicBulletId="0">
     <w:pict>
-      <v:rect id="_x0000_i1058" style="width:0;height:1.5pt" o:hralign="center" o:bullet="t" o:hrstd="t" o:hr="t"/>
+      <v:rect id="_x0000_i1174" style="width:0;height:1.5pt" o:hralign="center" o:bullet="t" o:hrstd="t" o:hr="t"/>
     </w:pict>
   </w:numPicBullet>
   <w:numPicBullet w:numPicBulletId="1">
     <w:pict>
-      <v:rect id="_x0000_i1059" style="width:0;height:1.5pt" o:hralign="center" o:bullet="t" o:hrstd="t" o:hr="t"/>
+      <v:rect id="_x0000_i1175" style="width:0;height:1.5pt" o:hralign="center" o:bullet="t" o:hrstd="t" o:hr="t"/>
     </w:pict>
   </w:numPicBullet>
   <w:numPicBullet w:numPicBulletId="2">
     <w:pict>
-      <v:rect id="_x0000_i1060" style="width:0;height:1.5pt" o:hralign="center" o:bullet="t" o:hrstd="t" o:hr="t"/>
+      <v:rect id="_x0000_i1176" style="width:0;height:1.5pt" o:hralign="center" o:bullet="t" o:hrstd="t" o:hr="t"/>
     </w:pict>
   </w:numPicBullet>
   <w:numPicBullet w:numPicBulletId="3">
     <w:pict>
-      <v:rect id="_x0000_i1061" style="width:0;height:1.5pt" o:hralign="center" o:bullet="t" o:hrstd="t" o:hr="t"/>
+      <v:rect id="_x0000_i1177" style="width:0;height:1.5pt" o:hralign="center" o:bullet="t" o:hrstd="t" o:hr="t"/>
     </w:pict>
   </w:numPicBullet>
   <w:abstractNum w:abstractNumId="0" w15:restartNumberingAfterBreak="0">
